--- a/Docs/Sprint08/Sprint_Planning_S8.docx
+++ b/Docs/Sprint08/Sprint_Planning_S8.docx
@@ -1444,7 +1444,34 @@
                 <w:szCs w:val="24"/>
                 <w:lang w:val="vi-VN"/>
               </w:rPr>
-              <w:t>31/10/2025</w:t>
+              <w:t>5</w:t>
+            </w:r>
+            <w:r>
+              <w:rPr>
+                <w:rFonts w:ascii="Times New Roman" w:eastAsia="Times New Roman" w:hAnsi="Times New Roman" w:cs="Times New Roman"/>
+                <w:sz w:val="24"/>
+                <w:szCs w:val="24"/>
+                <w:lang w:val="vi-VN"/>
+              </w:rPr>
+              <w:t>/</w:t>
+            </w:r>
+            <w:r>
+              <w:rPr>
+                <w:rFonts w:ascii="Times New Roman" w:eastAsia="Times New Roman" w:hAnsi="Times New Roman" w:cs="Times New Roman"/>
+                <w:sz w:val="24"/>
+                <w:szCs w:val="24"/>
+                <w:lang w:val="vi-VN"/>
+              </w:rPr>
+              <w:t>11</w:t>
+            </w:r>
+            <w:r>
+              <w:rPr>
+                <w:rFonts w:ascii="Times New Roman" w:eastAsia="Times New Roman" w:hAnsi="Times New Roman" w:cs="Times New Roman"/>
+                <w:sz w:val="24"/>
+                <w:szCs w:val="24"/>
+                <w:lang w:val="vi-VN"/>
+              </w:rPr>
+              <w:t>/2025</w:t>
             </w:r>
           </w:p>
         </w:tc>
@@ -1574,7 +1601,7 @@
                 <w:szCs w:val="24"/>
                 <w:lang w:val="vi-VN"/>
               </w:rPr>
-              <w:t>31/10/2025</w:t>
+              <w:t>5/11/2025</w:t>
             </w:r>
           </w:p>
         </w:tc>
@@ -1724,7 +1751,7 @@
                 <w:szCs w:val="24"/>
                 <w:lang w:val="vi-VN"/>
               </w:rPr>
-              <w:t>31/10/2025</w:t>
+              <w:t>5/11/2025</w:t>
             </w:r>
           </w:p>
         </w:tc>
@@ -1858,7 +1885,7 @@
                 <w:szCs w:val="24"/>
                 <w:lang w:val="vi-VN"/>
               </w:rPr>
-              <w:t>31/10/2025</w:t>
+              <w:t>5/11/2025</w:t>
             </w:r>
           </w:p>
         </w:tc>
